--- a/registry/jobs/2026-09-23_070623_webeetle_developer/application/cover-letter.docx
+++ b/registry/jobs/2026-09-23_070623_webeetle_developer/application/cover-letter.docx
@@ -33,11 +33,7 @@
           <w:szCs w:val="24"/>
           <w:rtl w:val="false"/>
         </w:rPr>
-        <w:t xml:space="preserve">mi chiamo Valentin Nikolaev e sono uno sviluppatore backend con oltre 15 anni di
-esperienza in PHP e Go. Ho letto con interesse l'annuncio per la posizione di
-Back-End Developer e credo che la mia esperienza in architetture a microservizi ed
-event-driven si allinei bene con il focus di weBeetle sui progetti enterprise basati su
-questo tipo di architettura.</w:t>
+        <w:t xml:space="preserve">la vostra ricerca di uno sviluppatore backend per progetti enterprise basati su microservizi mi interessa per il peso dato sia all'architettura sia al lavoro di squadra. Sono Valentin Nikolaev, uno sviluppatore con oltre 15 anni di esperienza in sistemi PHP e Go, e vorrei candidarmi alla posizione di Back-End Developer.</w:t>
       </w:r>
     </w:p>
     <w:p>
@@ -54,14 +50,7 @@
           <w:szCs w:val="24"/>
           <w:rtl w:val="false"/>
         </w:rPr>
-        <w:t xml:space="preserve">Negli ultimi due anni ho progettato e gestito l'infrastruttura di analytics eventi di
-CRURATED: ho definito uno schema eventi versionato per garantire coerenza tra i team e
-ho costruito una logica di instradamento verso più destinazioni downstream, portando
-l'affidabilità di consegna degli eventi oltre il 99,9%. Parallelamente, in Simple.life
-ho progettato e gestito una piattaforma di automazione del supporto basata su Go,
-arrivando a gestire fino a tre volte il volume ordinario di richieste nei periodi di
-picco, mantenendo un'elevata disponibilità del servizio senza aumentare la capacità del
-team.</w:t>
+        <w:t xml:space="preserve">Nel mio incarico di consulenza PHP per CRURATED ho guidato lo sviluppo di un sistema di analytics eventi usato in produzione. Ho definito contratti versionati per mantenere coerenti gli eventi tra team e costruito l'instradamento verso più destinazioni. La progettazione modulare ha ridotto l'avvio di un nuovo flusso da diversi giorni a meno di quattro ore. È un esempio concreto del tipo di lavoro su sistemi distribuiti che descrivete nell'annuncio.</w:t>
       </w:r>
     </w:p>
     <w:p>
@@ -78,11 +67,7 @@
           <w:szCs w:val="24"/>
           <w:rtl w:val="false"/>
         </w:rPr>
-        <w:t xml:space="preserve">In precedenza, come Programming Team Lead in airSlate, ho ridotto il carico di picco sul
-database principale eliminando colli di bottiglia, ho gestito la reperibilità tecnica
-del team e ho condotto colloqui tecnici per nuovi membri: esperienze che ritengo
-rilevanti per il contesto di squadra e mentoring che weBeetle descrive nel proprio
-annuncio.</w:t>
+        <w:t xml:space="preserve">Un secondo esempio riguarda la manutenzione di sistemi già in uso. In airSlate ho ridotto il carico di picco del database principale eliminando colli di bottiglia e ridistribuendo il lavoro, con un miglioramento della stabilità nei periodi di traffico elevato. Ho inoltre sviluppato un package Laravel/Symfony per il logging, conforme allo standard di comunicazione tra servizi del prodotto. So quindi affrontare sia la progettazione sia la diagnosi quotidiana dei servizi backend.</w:t>
       </w:r>
     </w:p>
     <w:p>
@@ -99,11 +84,7 @@
           <w:szCs w:val="24"/>
           <w:rtl w:val="false"/>
         </w:rPr>
-        <w:t xml:space="preserve">Ciò che mi ha colpito di weBeetle è l'attenzione dichiarata alle relazioni e
-all'apprendimento continuo, e la disponibilità a mettere in discussione le proprie
-certezze: un approccio che trovo raro e che mi motiva a candidarmi con convinzione,
-anche se il mio profilo è più senior rispetto a quanto normalmente richiesto per questo
-annuncio.</w:t>
+        <w:t xml:space="preserve">Mi ha colpito che weBeetle cerchi persone attente alle relazioni e all'apprendimento continuo, oltre a indicare esplicitamente il lavoro in team come fonte di valore. Sono aspetti che ritrovo nella mia esperienza di coordinamento tecnico e nella collaborazione con team di prodotto e sviluppo. Vorrei capire insieme a voi come questa esperienza senior potrebbe essere utile al vostro team.</w:t>
       </w:r>
     </w:p>
     <w:p>
@@ -120,10 +101,7 @@
           <w:szCs w:val="24"/>
           <w:rtl w:val="false"/>
         </w:rPr>
-        <w:t xml:space="preserve">Vorrei essere trasparente su un punto: sto attualmente imparando l'italiano, mentre il
-mio inglese è solido, e ho già lavorato come sviluppatore per un'azienda italiana. Sono
-disponibile a discutere apertamente se questo possa essere compatibile con il ruolo,
-dato che gran parte del lavoro si svolge in presenza.</w:t>
+        <w:t xml:space="preserve">Vivo nell'area di Roma e sto imparando l'italiano. Poiché l'annuncio prevede presenza ad Angri o Spalato e solo due-quattro giorni di smart working al mese, vorrei chiarire presto le esigenze pratiche e linguistiche del ruolo. Sarò lieto di parlarne e di approfondire il contributo che potrei portare ai vostri progetti.</w:t>
       </w:r>
     </w:p>
     <w:p>
@@ -140,27 +118,28 @@
           <w:szCs w:val="24"/>
           <w:rtl w:val="false"/>
         </w:rPr>
-        <w:t xml:space="preserve">Sarei felice di approfondire come la mia esperienza in architetture a microservizi ed
-event-driven possa contribuire ai progetti enterprise di weBeetle. Grazie per il tempo
-dedicato alla mia candidatura.</w:t>
-      </w:r>
-    </w:p>
-    <w:p>
-      <w:pPr>
-        <w:bidi w:val="false"/>
-        <w:spacing w:after="120" w:before="120" w:line="259.20000000000005"/>
-        <w:jc w:val="left"/>
-      </w:pPr>
-      <w:r>
-        <w:rPr>
-          <w:rFonts w:ascii="Aptos" w:cs="Aptos" w:eastAsia="Aptos" w:hAnsi="Aptos"/>
-          <w:color w:val="000000"/>
-          <w:sz w:val="24"/>
-          <w:szCs w:val="24"/>
-          <w:rtl w:val="false"/>
-        </w:rPr>
-        <w:t xml:space="preserve">Cordiali saluti,
-Valentin Nikolaev</w:t>
+        <w:t xml:space="preserve">Cordiali saluti,</w:t>
+      </w:r>
+      <w:r>
+        <w:rPr>
+          <w:rFonts w:ascii="Aptos" w:cs="Aptos" w:eastAsia="Aptos" w:hAnsi="Aptos"/>
+          <w:color w:val="000000"/>
+          <w:sz w:val="24"/>
+          <w:szCs w:val="24"/>
+          <w:rtl w:val="false"/>
+        </w:rPr>
+        <w:t xml:space="preserve">
+</w:t>
+      </w:r>
+      <w:r>
+        <w:rPr>
+          <w:rFonts w:ascii="Aptos" w:cs="Aptos" w:eastAsia="Aptos" w:hAnsi="Aptos"/>
+          <w:color w:val="000000"/>
+          <w:sz w:val="24"/>
+          <w:szCs w:val="24"/>
+          <w:rtl w:val="false"/>
+        </w:rPr>
+        <w:t xml:space="preserve">Valentin Nikolaev</w:t>
       </w:r>
     </w:p>
     <w:sectPr>
